--- a/data/Dialogues multilateral_Internet Governance Forum, 18th meeting.docx
+++ b/data/Dialogues multilateral_Internet Governance Forum, 18th meeting.docx
@@ -2,13 +2,13 @@
 <file path=word/document.xml><?xml version="1.0" encoding="utf-8"?>
 <w:document xmlns:w="http://schemas.openxmlformats.org/wordprocessingml/2006/main" xmlns:m="http://schemas.openxmlformats.org/officeDocument/2006/math" xmlns:r="http://schemas.openxmlformats.org/officeDocument/2006/relationships" xmlns:o="urn:schemas-microsoft-com:office:office" xmlns:v="urn:schemas-microsoft-com:vml" xmlns:w10="urn:schemas-microsoft-com:office:word" xmlns:a="http://schemas.openxmlformats.org/drawingml/2006/main" xmlns:pic="http://schemas.openxmlformats.org/drawingml/2006/picture" xmlns:wp="http://schemas.openxmlformats.org/drawingml/2006/wordprocessingDrawing">
   <w:body>
-    <w:bookmarkStart w:id="26" w:name="Xecec4f5c1923c48ec5539a973d8bb96ae0ade46"/>
+    <w:bookmarkStart w:id="26" w:name="X7f49602e6ea7d5da13b08ce6290d583ea2be46f"/>
     <w:p>
       <w:pPr>
         <w:pStyle w:val="Heading1"/>
       </w:pPr>
       <w:r>
-        <w:t xml:space="preserve">Internet Governance Forum: 18th Meeting Summary</w:t>
+        <w:t xml:space="preserve">Internet Governance Forum 18th Meeting Transcript</w:t>
       </w:r>
     </w:p>
     <w:p>
@@ -142,7 +142,7 @@
               <w:pStyle w:val="Compact"/>
             </w:pPr>
             <w:r>
-              <w:t xml:space="preserve">United Nations</w:t>
+              <w:t xml:space="preserve">Internet Governance Forum; United Nations</w:t>
             </w:r>
           </w:p>
         </w:tc>
